--- a/documentation/7 - Manuel_utilisateur.docx
+++ b/documentation/7 - Manuel_utilisateur.docx
@@ -2418,7 +2418,7 @@
     </w:p>
     <w:p>
       <w:r>
-        <w:t>Un client connecté poursuit avec son compte. Un visiteur peut être invité à fournir l'adresse e-mail nécessaire au checkout. Après validation, CYNA ouvre une page Stripe sécurisée. Les coordonnées de carte sont saisies chez Stripe et ne transitent pas dans les formulaires CYNA.</w:t>
+        <w:t>Un client connecté poursuit avec son compte. Un visiteur peut être invité à fournir l'adresse e-mail nécessaire au checkout. Après validation, CYNA ouvre une page Stripe sécurisée. Le numéro complet de carte et le cryptogramme sont saisis chez Stripe et ne transitent pas dans les formulaires CYNA. CYNA limite les données de paiement conservées aux références nécessaires au suivi et, lorsque Stripe les fournit, à la marque et aux quatre derniers chiffres. Ne jamais saisir un numéro complet ou un cryptogramme dans un ticket, CynAI ou un formulaire CYNA.</w:t>
       </w:r>
     </w:p>
     <w:p>
@@ -2786,7 +2786,7 @@
     </w:p>
     <w:p>
       <w:r>
-        <w:t>Un client peut ouvrir un ticket depuis la FAQ, l'espace client ou une carte produite par CynAI. Choisir la catégorie, décrire le problème sans secret et joindre les identifiants fonctionnels utiles. Le client consulte ensuite l'état et l'historique disponibles. Dans l'état actuel, la réponse directe du client dans un ticket existant reste limitée.</w:t>
+        <w:t>Un client peut ouvrir un ticket depuis la FAQ, l'espace client ou une carte produite par CynAI. Choisir la catégorie, décrire le problème sans secret et joindre uniquement les identifiants fonctionnels utiles. Pour exercer le droit d'accès à ses données, choisir « Droit d'accès aux données » lorsque cette catégorie est proposée ; à défaut, choisir « Compte ». Indiquer l'adresse e-mail du compte et le périmètre souhaité. Le support peut vérifier l'identité de manière proportionnée, mais ne demande jamais le mot de passe, un code MFA ou un numéro de carte complet. La réponse décrit les données traitées et fournit une copie lorsque le droit s'applique, sous réserve des données de tiers et des obligations légales de conservation. Le client consulte ensuite l'état et l'historique disponibles. Dans l'état actuel, la réponse directe du client dans un ticket existant reste limitée.</w:t>
       </w:r>
     </w:p>
     <w:p>
